--- a/Assessment tools/CO1-AT2-192524088-Mohammed Hashim T.docx
+++ b/Assessment tools/CO1-AT2-192524088-Mohammed Hashim T.docx
@@ -1,24 +1,39 @@
 
 <file path=word/document.xml><?xml version="1.0" encoding="utf-8"?>
-<w:document xmlns:wpc="http://schemas.microsoft.com/office/word/2010/wordprocessingCanvas" xmlns:cx="http://schemas.microsoft.com/office/drawing/2014/chartex" xmlns:cx1="http://schemas.microsoft.com/office/drawing/2015/9/8/chartex" xmlns:cx2="http://schemas.microsoft.com/office/drawing/2015/10/21/chartex" xmlns:cx3="http://schemas.microsoft.com/office/drawing/2016/5/9/chartex" xmlns:cx4="http://schemas.microsoft.com/office/drawing/2016/5/10/chartex" xmlns:cx5="http://schemas.microsoft.com/office/drawing/2016/5/11/chartex" xmlns:cx6="http://schemas.microsoft.com/office/drawing/2016/5/12/chartex" xmlns:cx7="http://schemas.microsoft.com/office/drawing/2016/5/13/chartex" xmlns:cx8="http://schemas.microsoft.com/office/drawing/2016/5/14/chartex" xmlns:mc="http://schemas.openxmlformats.org/markup-compatibility/2006" xmlns:aink="http://schemas.microsoft.com/office/drawing/2016/ink" xmlns:am3d="http://schemas.microsoft.com/office/drawing/2017/model3d" xmlns:o="urn:schemas-microsoft-com:office:office" xmlns:oel="http://schemas.microsoft.com/office/2019/extlst" xmlns:r="http://schemas.openxmlformats.org/officeDocument/2006/relationships" xmlns:m="http://schemas.openxmlformats.org/officeDocument/2006/math" xmlns:v="urn:schemas-microsoft-com:vml" xmlns:wp14="http://schemas.microsoft.com/office/word/2010/wordprocessingDrawing" xmlns:wp="http://schemas.openxmlformats.org/drawingml/2006/wordprocessingDrawing" xmlns:w10="urn:schemas-microsoft-com:office:word" xmlns:w="http://schemas.openxmlformats.org/wordprocessingml/2006/main" xmlns:w14="http://schemas.microsoft.com/office/word/2010/wordml" xmlns:w15="http://schemas.microsoft.com/office/word/2012/wordml" xmlns:w16cex="http://schemas.microsoft.com/office/word/2018/wordml/cex" xmlns:w16cid="http://schemas.microsoft.com/office/word/2016/wordml/cid" xmlns:w16="http://schemas.microsoft.com/office/word/2018/wordml" xmlns:w16du="http://schemas.microsoft.com/office/word/2023/wordml/word16du" xmlns:w16sdtdh="http://schemas.microsoft.com/office/word/2020/wordml/sdtdatahash" xmlns:w16sdtfl="http://schemas.microsoft.com/office/word/2024/wordml/sdtformatlock" xmlns:w16se="http://schemas.microsoft.com/office/word/2015/wordml/symex" xmlns:wpg="http://schemas.microsoft.com/office/word/2010/wordprocessingGroup" xmlns:wpi="http://schemas.microsoft.com/office/word/2010/wordprocessingInk" xmlns:wne="http://schemas.microsoft.com/office/word/2006/wordml" xmlns:wps="http://schemas.microsoft.com/office/word/2010/wordprocessingShape" mc:Ignorable="w14 w15 w16se w16cid w16 w16cex w16sdtdh w16sdtfl w16du wp14">
+<w:document xmlns:wpc="http://schemas.microsoft.com/office/word/2010/wordprocessingCanvas" xmlns:cx="http://schemas.microsoft.com/office/drawing/2014/chartex" xmlns:cx1="http://schemas.microsoft.com/office/drawing/2015/9/8/chartex" xmlns:cx2="http://schemas.microsoft.com/office/drawing/2015/10/21/chartex" xmlns:cx3="http://schemas.microsoft.com/office/drawing/2016/5/9/chartex" xmlns:cx4="http://schemas.microsoft.com/office/drawing/2016/5/10/chartex" xmlns:cx5="http://schemas.microsoft.com/office/drawing/2016/5/11/chartex" xmlns:cx6="http://schemas.microsoft.com/office/drawing/2016/5/12/chartex" xmlns:cx7="http://schemas.microsoft.com/office/drawing/2016/5/13/chartex" xmlns:cx8="http://schemas.microsoft.com/office/drawing/2016/5/14/chartex" xmlns:mc="http://schemas.openxmlformats.org/markup-compatibility/2006" xmlns:aink="http://schemas.microsoft.com/office/drawing/2016/ink" xmlns:am3d="http://schemas.microsoft.com/office/drawing/2017/model3d" xmlns:o="urn:schemas-microsoft-com:office:office" xmlns:oel="http://schemas.microsoft.com/office/2019/extlst" xmlns:r="http://schemas.openxmlformats.org/officeDocument/2006/relationships" xmlns:m="http://schemas.openxmlformats.org/officeDocument/2006/math" xmlns:v="urn:schemas-microsoft-com:vml" xmlns:wp14="http://schemas.microsoft.com/office/word/2010/wordprocessingDrawing" xmlns:wp="http://schemas.openxmlformats.org/drawingml/2006/wordprocessingDrawing" xmlns:w10="urn:schemas-microsoft-com:office:word" xmlns:w="http://schemas.openxmlformats.org/wordprocessingml/2006/main" xmlns:w14="http://schemas.microsoft.com/office/word/2010/wordml" xmlns:w15="http://schemas.microsoft.com/office/word/2012/wordml" xmlns:w16cei="http://schemas.microsoft.com/office/word/2026/wordml/cei" xmlns:w16cex="http://schemas.microsoft.com/office/word/2018/wordml/cex" xmlns:w16cid="http://schemas.microsoft.com/office/word/2016/wordml/cid" xmlns:w16="http://schemas.microsoft.com/office/word/2018/wordml" xmlns:w16du="http://schemas.microsoft.com/office/word/2023/wordml/word16du" xmlns:w16sdtdh="http://schemas.microsoft.com/office/word/2020/wordml/sdtdatahash" xmlns:w16sdtfl="http://schemas.microsoft.com/office/word/2024/wordml/sdtformatlock" xmlns:w16se="http://schemas.microsoft.com/office/word/2015/wordml/symex" xmlns:wpg="http://schemas.microsoft.com/office/word/2010/wordprocessingGroup" xmlns:wpi="http://schemas.microsoft.com/office/word/2010/wordprocessingInk" xmlns:wne="http://schemas.microsoft.com/office/word/2006/wordml" xmlns:wps="http://schemas.microsoft.com/office/word/2010/wordprocessingShape" mc:Ignorable="w14 w15 w16se w16cid w16 w16cex w16sdtdh w16sdtfl w16du wp14">
   <w:body>
     <w:p>
       <w:pPr>
-        <w:spacing w:after="120"/>
+        <w:spacing w:line="276" w:lineRule="auto"/>
         <w:jc w:val="center"/>
       </w:pPr>
       <w:r>
         <w:rPr>
           <w:b/>
           <w:bCs/>
-          <w:sz w:val="32"/>
-          <w:szCs w:val="32"/>
-        </w:rPr>
-        <w:t>CO1-AT2</w:t>
+          <w:color w:val="1F4E79"/>
+          <w:sz w:val="26"/>
+          <w:szCs w:val="26"/>
+        </w:rPr>
+        <w:t>SIMATS ENGINEERING (SAVEETHA SCHOOL OF ENGINEERING)</w:t>
       </w:r>
     </w:p>
     <w:p>
       <w:pPr>
+        <w:spacing w:line="276" w:lineRule="auto"/>
+        <w:jc w:val="center"/>
+      </w:pPr>
+      <w:r>
+        <w:rPr>
+          <w:b/>
+          <w:bCs/>
+          <w:color w:val="2E75B6"/>
+        </w:rPr>
+        <w:t>Department of Computer Science and Engineering</w:t>
+      </w:r>
+    </w:p>
+    <w:p>
+      <w:pPr>
         <w:spacing w:after="120"/>
         <w:jc w:val="center"/>
       </w:pPr>
@@ -26,6 +41,39 @@
         <w:rPr>
           <w:b/>
           <w:bCs/>
+          <w:color w:val="C00000"/>
+          <w:sz w:val="24"/>
+          <w:szCs w:val="24"/>
+        </w:rPr>
+        <w:t xml:space="preserve">CO1 ASSESSMENT TOOL </w:t>
+      </w:r>
+      <w:proofErr w:type="gramStart"/>
+      <w:r>
+        <w:rPr>
+          <w:b/>
+          <w:bCs/>
+          <w:color w:val="C00000"/>
+          <w:sz w:val="24"/>
+          <w:szCs w:val="24"/>
+        </w:rPr>
+        <w:t>2  –</w:t>
+      </w:r>
+      <w:proofErr w:type="gramEnd"/>
+      <w:r>
+        <w:rPr>
+          <w:b/>
+          <w:bCs/>
+          <w:color w:val="C00000"/>
+          <w:sz w:val="24"/>
+          <w:szCs w:val="24"/>
+        </w:rPr>
+        <w:t xml:space="preserve">  </w:t>
+      </w:r>
+      <w:r>
+        <w:rPr>
+          <w:b/>
+          <w:bCs/>
+          <w:color w:val="C00000"/>
           <w:sz w:val="28"/>
           <w:szCs w:val="28"/>
         </w:rPr>
@@ -34,109 +82,906 @@
     </w:p>
     <w:p>
       <w:pPr>
-        <w:spacing w:after="240"/>
+        <w:pBdr>
+          <w:bottom w:val="single" w:sz="6" w:space="1" w:color="1F4E79"/>
+        </w:pBdr>
+        <w:spacing w:after="80" w:line="276" w:lineRule="auto"/>
         <w:jc w:val="center"/>
-        <w:rPr>
-          <w:sz w:val="24"/>
-          <w:szCs w:val="24"/>
-        </w:rPr>
-      </w:pPr>
-      <w:r>
         <w:rPr>
           <w:b/>
           <w:bCs/>
-          <w:i/>
-          <w:iCs/>
-          <w:sz w:val="24"/>
-          <w:szCs w:val="24"/>
-        </w:rPr>
-        <w:t xml:space="preserve">Smart Urban Traffic Congestion Prediction and Signal </w:t>
-      </w:r>
-      <w:proofErr w:type="spellStart"/>
-      <w:r>
+          <w:color w:val="C00000"/>
+          <w:sz w:val="24"/>
+          <w:szCs w:val="24"/>
+        </w:rPr>
+      </w:pPr>
+    </w:p>
+    <w:tbl>
+      <w:tblPr>
+        <w:tblW w:w="10080" w:type="dxa"/>
+        <w:tblBorders>
+          <w:top w:val="single" w:sz="4" w:space="0" w:color="000000"/>
+          <w:left w:val="single" w:sz="4" w:space="0" w:color="000000"/>
+          <w:bottom w:val="single" w:sz="4" w:space="0" w:color="000000"/>
+          <w:right w:val="single" w:sz="4" w:space="0" w:color="000000"/>
+          <w:insideH w:val="single" w:sz="4" w:space="0" w:color="000000"/>
+          <w:insideV w:val="single" w:sz="4" w:space="0" w:color="000000"/>
+        </w:tblBorders>
+        <w:tblLayout w:type="fixed"/>
+        <w:tblLook w:val="0000" w:firstRow="0" w:lastRow="0" w:firstColumn="0" w:lastColumn="0" w:noHBand="0" w:noVBand="0"/>
+      </w:tblPr>
+      <w:tblGrid>
+        <w:gridCol w:w="1800"/>
+        <w:gridCol w:w="3240"/>
+        <w:gridCol w:w="1800"/>
+        <w:gridCol w:w="3240"/>
+      </w:tblGrid>
+      <w:tr>
+        <w:tc>
+          <w:tcPr>
+            <w:tcW w:w="1800" w:type="dxa"/>
+            <w:tcBorders>
+              <w:top w:val="single" w:sz="4" w:space="0" w:color="9DC3E6"/>
+              <w:left w:val="single" w:sz="4" w:space="0" w:color="9DC3E6"/>
+              <w:bottom w:val="single" w:sz="4" w:space="0" w:color="9DC3E6"/>
+              <w:right w:val="single" w:sz="4" w:space="0" w:color="9DC3E6"/>
+            </w:tcBorders>
+            <w:shd w:val="clear" w:color="auto" w:fill="D6E4F0"/>
+            <w:tcMar>
+              <w:top w:w="70" w:type="dxa"/>
+              <w:left w:w="120" w:type="dxa"/>
+              <w:bottom w:w="70" w:type="dxa"/>
+              <w:right w:w="120" w:type="dxa"/>
+            </w:tcMar>
+            <w:vAlign w:val="center"/>
+          </w:tcPr>
+          <w:p>
+            <w:r>
+              <w:rPr>
+                <w:b/>
+                <w:bCs/>
+                <w:color w:val="1F4E79"/>
+                <w:sz w:val="18"/>
+                <w:szCs w:val="18"/>
+              </w:rPr>
+              <w:t>Course Code:</w:t>
+            </w:r>
+          </w:p>
+        </w:tc>
+        <w:tc>
+          <w:tcPr>
+            <w:tcW w:w="3240" w:type="dxa"/>
+            <w:tcBorders>
+              <w:top w:val="single" w:sz="4" w:space="0" w:color="9DC3E6"/>
+              <w:left w:val="single" w:sz="4" w:space="0" w:color="9DC3E6"/>
+              <w:bottom w:val="single" w:sz="4" w:space="0" w:color="9DC3E6"/>
+              <w:right w:val="single" w:sz="4" w:space="0" w:color="9DC3E6"/>
+            </w:tcBorders>
+            <w:shd w:val="clear" w:color="auto" w:fill="FFFFFF"/>
+            <w:tcMar>
+              <w:top w:w="70" w:type="dxa"/>
+              <w:left w:w="120" w:type="dxa"/>
+              <w:bottom w:w="70" w:type="dxa"/>
+              <w:right w:w="120" w:type="dxa"/>
+            </w:tcMar>
+            <w:vAlign w:val="center"/>
+          </w:tcPr>
+          <w:p>
+            <w:r>
+              <w:rPr>
+                <w:sz w:val="18"/>
+                <w:szCs w:val="18"/>
+              </w:rPr>
+              <w:t>CSA10 / CSA10</w:t>
+            </w:r>
+            <w:r>
+              <w:rPr>
+                <w:sz w:val="18"/>
+                <w:szCs w:val="18"/>
+              </w:rPr>
+              <w:t>07</w:t>
+            </w:r>
+          </w:p>
+        </w:tc>
+        <w:tc>
+          <w:tcPr>
+            <w:tcW w:w="1800" w:type="dxa"/>
+            <w:tcBorders>
+              <w:top w:val="single" w:sz="4" w:space="0" w:color="9DC3E6"/>
+              <w:left w:val="single" w:sz="4" w:space="0" w:color="9DC3E6"/>
+              <w:bottom w:val="single" w:sz="4" w:space="0" w:color="9DC3E6"/>
+              <w:right w:val="single" w:sz="4" w:space="0" w:color="9DC3E6"/>
+            </w:tcBorders>
+            <w:shd w:val="clear" w:color="auto" w:fill="D6E4F0"/>
+            <w:tcMar>
+              <w:top w:w="70" w:type="dxa"/>
+              <w:left w:w="120" w:type="dxa"/>
+              <w:bottom w:w="70" w:type="dxa"/>
+              <w:right w:w="120" w:type="dxa"/>
+            </w:tcMar>
+            <w:vAlign w:val="center"/>
+          </w:tcPr>
+          <w:p>
+            <w:r>
+              <w:rPr>
+                <w:b/>
+                <w:bCs/>
+                <w:color w:val="1F4E79"/>
+                <w:sz w:val="18"/>
+                <w:szCs w:val="18"/>
+              </w:rPr>
+              <w:t>Course Title:</w:t>
+            </w:r>
+          </w:p>
+        </w:tc>
+        <w:tc>
+          <w:tcPr>
+            <w:tcW w:w="3240" w:type="dxa"/>
+            <w:tcBorders>
+              <w:top w:val="single" w:sz="4" w:space="0" w:color="9DC3E6"/>
+              <w:left w:val="single" w:sz="4" w:space="0" w:color="9DC3E6"/>
+              <w:bottom w:val="single" w:sz="4" w:space="0" w:color="9DC3E6"/>
+              <w:right w:val="single" w:sz="4" w:space="0" w:color="9DC3E6"/>
+            </w:tcBorders>
+            <w:shd w:val="clear" w:color="auto" w:fill="FFFFFF"/>
+            <w:tcMar>
+              <w:top w:w="70" w:type="dxa"/>
+              <w:left w:w="120" w:type="dxa"/>
+              <w:bottom w:w="70" w:type="dxa"/>
+              <w:right w:w="120" w:type="dxa"/>
+            </w:tcMar>
+            <w:vAlign w:val="center"/>
+          </w:tcPr>
+          <w:p>
+            <w:r>
+              <w:rPr>
+                <w:sz w:val="18"/>
+                <w:szCs w:val="18"/>
+              </w:rPr>
+              <w:t xml:space="preserve">Software Engineering </w:t>
+            </w:r>
+          </w:p>
+        </w:tc>
+      </w:tr>
+      <w:tr>
+        <w:tc>
+          <w:tcPr>
+            <w:tcW w:w="1800" w:type="dxa"/>
+            <w:tcBorders>
+              <w:top w:val="single" w:sz="4" w:space="0" w:color="9DC3E6"/>
+              <w:left w:val="single" w:sz="4" w:space="0" w:color="9DC3E6"/>
+              <w:bottom w:val="single" w:sz="4" w:space="0" w:color="9DC3E6"/>
+              <w:right w:val="single" w:sz="4" w:space="0" w:color="9DC3E6"/>
+            </w:tcBorders>
+            <w:shd w:val="clear" w:color="auto" w:fill="D6E4F0"/>
+            <w:tcMar>
+              <w:top w:w="70" w:type="dxa"/>
+              <w:left w:w="120" w:type="dxa"/>
+              <w:bottom w:w="70" w:type="dxa"/>
+              <w:right w:w="120" w:type="dxa"/>
+            </w:tcMar>
+            <w:vAlign w:val="center"/>
+          </w:tcPr>
+          <w:p>
+            <w:r>
+              <w:rPr>
+                <w:b/>
+                <w:bCs/>
+                <w:color w:val="1F4E79"/>
+                <w:sz w:val="18"/>
+                <w:szCs w:val="18"/>
+              </w:rPr>
+              <w:t>CO Assessed:</w:t>
+            </w:r>
+          </w:p>
+        </w:tc>
+        <w:tc>
+          <w:tcPr>
+            <w:tcW w:w="3240" w:type="dxa"/>
+            <w:tcBorders>
+              <w:top w:val="single" w:sz="4" w:space="0" w:color="9DC3E6"/>
+              <w:left w:val="single" w:sz="4" w:space="0" w:color="9DC3E6"/>
+              <w:bottom w:val="single" w:sz="4" w:space="0" w:color="9DC3E6"/>
+              <w:right w:val="single" w:sz="4" w:space="0" w:color="9DC3E6"/>
+            </w:tcBorders>
+            <w:shd w:val="clear" w:color="auto" w:fill="FFFFFF"/>
+            <w:tcMar>
+              <w:top w:w="70" w:type="dxa"/>
+              <w:left w:w="120" w:type="dxa"/>
+              <w:bottom w:w="70" w:type="dxa"/>
+              <w:right w:w="120" w:type="dxa"/>
+            </w:tcMar>
+            <w:vAlign w:val="center"/>
+          </w:tcPr>
+          <w:p>
+            <w:r>
+              <w:rPr>
+                <w:sz w:val="18"/>
+                <w:szCs w:val="18"/>
+              </w:rPr>
+              <w:t>CO</w:t>
+            </w:r>
+            <w:r>
+              <w:rPr>
+                <w:sz w:val="18"/>
+                <w:szCs w:val="18"/>
+              </w:rPr>
+              <w:t>1</w:t>
+            </w:r>
+          </w:p>
+        </w:tc>
+        <w:tc>
+          <w:tcPr>
+            <w:tcW w:w="1800" w:type="dxa"/>
+            <w:tcBorders>
+              <w:top w:val="single" w:sz="4" w:space="0" w:color="9DC3E6"/>
+              <w:left w:val="single" w:sz="4" w:space="0" w:color="9DC3E6"/>
+              <w:bottom w:val="single" w:sz="4" w:space="0" w:color="9DC3E6"/>
+              <w:right w:val="single" w:sz="4" w:space="0" w:color="9DC3E6"/>
+            </w:tcBorders>
+            <w:shd w:val="clear" w:color="auto" w:fill="D6E4F0"/>
+            <w:tcMar>
+              <w:top w:w="70" w:type="dxa"/>
+              <w:left w:w="120" w:type="dxa"/>
+              <w:bottom w:w="70" w:type="dxa"/>
+              <w:right w:w="120" w:type="dxa"/>
+            </w:tcMar>
+            <w:vAlign w:val="center"/>
+          </w:tcPr>
+          <w:p>
+            <w:r>
+              <w:rPr>
+                <w:b/>
+                <w:bCs/>
+                <w:color w:val="1F4E79"/>
+                <w:sz w:val="18"/>
+                <w:szCs w:val="18"/>
+              </w:rPr>
+              <w:t>Assessment:</w:t>
+            </w:r>
+          </w:p>
+        </w:tc>
+        <w:tc>
+          <w:tcPr>
+            <w:tcW w:w="3240" w:type="dxa"/>
+            <w:tcBorders>
+              <w:top w:val="single" w:sz="4" w:space="0" w:color="9DC3E6"/>
+              <w:left w:val="single" w:sz="4" w:space="0" w:color="9DC3E6"/>
+              <w:bottom w:val="single" w:sz="4" w:space="0" w:color="9DC3E6"/>
+              <w:right w:val="single" w:sz="4" w:space="0" w:color="9DC3E6"/>
+            </w:tcBorders>
+            <w:shd w:val="clear" w:color="auto" w:fill="FFFFFF"/>
+            <w:tcMar>
+              <w:top w:w="70" w:type="dxa"/>
+              <w:left w:w="120" w:type="dxa"/>
+              <w:bottom w:w="70" w:type="dxa"/>
+              <w:right w:w="120" w:type="dxa"/>
+            </w:tcMar>
+            <w:vAlign w:val="center"/>
+          </w:tcPr>
+          <w:p>
+            <w:pPr>
+              <w:spacing w:after="120"/>
+              <w:jc w:val="center"/>
+            </w:pPr>
+            <w:r>
+              <w:rPr>
+                <w:sz w:val="18"/>
+                <w:szCs w:val="18"/>
+              </w:rPr>
+              <w:t>Assessment Tool 2</w:t>
+            </w:r>
+            <w:r>
+              <w:rPr>
+                <w:sz w:val="18"/>
+                <w:szCs w:val="18"/>
+              </w:rPr>
+              <w:t xml:space="preserve"> </w:t>
+            </w:r>
+            <w:r>
+              <w:rPr>
+                <w:sz w:val="18"/>
+                <w:szCs w:val="18"/>
+              </w:rPr>
+              <w:t>–</w:t>
+            </w:r>
+            <w:r>
+              <w:rPr>
+                <w:sz w:val="18"/>
+                <w:szCs w:val="18"/>
+              </w:rPr>
+              <w:t xml:space="preserve"> </w:t>
+            </w:r>
+            <w:r>
+              <w:rPr>
+                <w:sz w:val="20"/>
+                <w:szCs w:val="20"/>
+              </w:rPr>
+              <w:t>Smart Urban Traffic Congestion Prediction and Signal Optimization Platform</w:t>
+            </w:r>
+          </w:p>
+          <w:p>
+            <w:r>
+              <w:rPr>
+                <w:sz w:val="18"/>
+                <w:szCs w:val="18"/>
+              </w:rPr>
+              <w:t xml:space="preserve"> </w:t>
+            </w:r>
+          </w:p>
+        </w:tc>
+      </w:tr>
+      <w:tr>
+        <w:tc>
+          <w:tcPr>
+            <w:tcW w:w="1800" w:type="dxa"/>
+            <w:tcBorders>
+              <w:top w:val="single" w:sz="4" w:space="0" w:color="9DC3E6"/>
+              <w:left w:val="single" w:sz="4" w:space="0" w:color="9DC3E6"/>
+              <w:bottom w:val="single" w:sz="4" w:space="0" w:color="9DC3E6"/>
+              <w:right w:val="single" w:sz="4" w:space="0" w:color="9DC3E6"/>
+            </w:tcBorders>
+            <w:shd w:val="clear" w:color="auto" w:fill="D6E4F0"/>
+            <w:tcMar>
+              <w:top w:w="70" w:type="dxa"/>
+              <w:left w:w="120" w:type="dxa"/>
+              <w:bottom w:w="70" w:type="dxa"/>
+              <w:right w:w="120" w:type="dxa"/>
+            </w:tcMar>
+            <w:vAlign w:val="center"/>
+          </w:tcPr>
+          <w:p>
+            <w:r>
+              <w:rPr>
+                <w:b/>
+                <w:bCs/>
+                <w:color w:val="1F4E79"/>
+                <w:sz w:val="18"/>
+                <w:szCs w:val="18"/>
+              </w:rPr>
+              <w:t>Weightage:</w:t>
+            </w:r>
+          </w:p>
+        </w:tc>
+        <w:tc>
+          <w:tcPr>
+            <w:tcW w:w="3240" w:type="dxa"/>
+            <w:tcBorders>
+              <w:top w:val="single" w:sz="4" w:space="0" w:color="9DC3E6"/>
+              <w:left w:val="single" w:sz="4" w:space="0" w:color="9DC3E6"/>
+              <w:bottom w:val="single" w:sz="4" w:space="0" w:color="9DC3E6"/>
+              <w:right w:val="single" w:sz="4" w:space="0" w:color="9DC3E6"/>
+            </w:tcBorders>
+            <w:shd w:val="clear" w:color="auto" w:fill="FFFFFF"/>
+            <w:tcMar>
+              <w:top w:w="70" w:type="dxa"/>
+              <w:left w:w="120" w:type="dxa"/>
+              <w:bottom w:w="70" w:type="dxa"/>
+              <w:right w:w="120" w:type="dxa"/>
+            </w:tcMar>
+            <w:vAlign w:val="center"/>
+          </w:tcPr>
+          <w:p>
+            <w:r>
+              <w:rPr>
+                <w:sz w:val="18"/>
+                <w:szCs w:val="18"/>
+              </w:rPr>
+              <w:t>20%</w:t>
+            </w:r>
+          </w:p>
+        </w:tc>
+        <w:tc>
+          <w:tcPr>
+            <w:tcW w:w="1800" w:type="dxa"/>
+            <w:tcBorders>
+              <w:top w:val="single" w:sz="4" w:space="0" w:color="9DC3E6"/>
+              <w:left w:val="single" w:sz="4" w:space="0" w:color="9DC3E6"/>
+              <w:bottom w:val="single" w:sz="4" w:space="0" w:color="9DC3E6"/>
+              <w:right w:val="single" w:sz="4" w:space="0" w:color="9DC3E6"/>
+            </w:tcBorders>
+            <w:shd w:val="clear" w:color="auto" w:fill="D6E4F0"/>
+            <w:tcMar>
+              <w:top w:w="70" w:type="dxa"/>
+              <w:left w:w="120" w:type="dxa"/>
+              <w:bottom w:w="70" w:type="dxa"/>
+              <w:right w:w="120" w:type="dxa"/>
+            </w:tcMar>
+            <w:vAlign w:val="center"/>
+          </w:tcPr>
+          <w:p>
+            <w:r>
+              <w:rPr>
+                <w:b/>
+                <w:bCs/>
+                <w:color w:val="1F4E79"/>
+                <w:sz w:val="18"/>
+                <w:szCs w:val="18"/>
+              </w:rPr>
+              <w:t>Total Marks:</w:t>
+            </w:r>
+          </w:p>
+        </w:tc>
+        <w:tc>
+          <w:tcPr>
+            <w:tcW w:w="3240" w:type="dxa"/>
+            <w:tcBorders>
+              <w:top w:val="single" w:sz="4" w:space="0" w:color="9DC3E6"/>
+              <w:left w:val="single" w:sz="4" w:space="0" w:color="9DC3E6"/>
+              <w:bottom w:val="single" w:sz="4" w:space="0" w:color="9DC3E6"/>
+              <w:right w:val="single" w:sz="4" w:space="0" w:color="9DC3E6"/>
+            </w:tcBorders>
+            <w:shd w:val="clear" w:color="auto" w:fill="FFFFFF"/>
+            <w:tcMar>
+              <w:top w:w="70" w:type="dxa"/>
+              <w:left w:w="120" w:type="dxa"/>
+              <w:bottom w:w="70" w:type="dxa"/>
+              <w:right w:w="120" w:type="dxa"/>
+            </w:tcMar>
+            <w:vAlign w:val="center"/>
+          </w:tcPr>
+          <w:p>
+            <w:r>
+              <w:rPr>
+                <w:sz w:val="18"/>
+                <w:szCs w:val="18"/>
+              </w:rPr>
+              <w:t xml:space="preserve">25  </w:t>
+            </w:r>
+          </w:p>
+        </w:tc>
+      </w:tr>
+      <w:tr>
+        <w:tc>
+          <w:tcPr>
+            <w:tcW w:w="1800" w:type="dxa"/>
+            <w:tcBorders>
+              <w:top w:val="single" w:sz="4" w:space="0" w:color="9DC3E6"/>
+              <w:left w:val="single" w:sz="4" w:space="0" w:color="9DC3E6"/>
+              <w:bottom w:val="single" w:sz="4" w:space="0" w:color="9DC3E6"/>
+              <w:right w:val="single" w:sz="4" w:space="0" w:color="9DC3E6"/>
+            </w:tcBorders>
+            <w:shd w:val="clear" w:color="auto" w:fill="D6E4F0"/>
+            <w:tcMar>
+              <w:top w:w="70" w:type="dxa"/>
+              <w:left w:w="120" w:type="dxa"/>
+              <w:bottom w:w="70" w:type="dxa"/>
+              <w:right w:w="120" w:type="dxa"/>
+            </w:tcMar>
+            <w:vAlign w:val="center"/>
+          </w:tcPr>
+          <w:p>
+            <w:r>
+              <w:rPr>
+                <w:b/>
+                <w:bCs/>
+                <w:color w:val="1F4E79"/>
+                <w:sz w:val="18"/>
+                <w:szCs w:val="18"/>
+              </w:rPr>
+              <w:t>CO2 Statement:</w:t>
+            </w:r>
+          </w:p>
+        </w:tc>
+        <w:tc>
+          <w:tcPr>
+            <w:tcW w:w="8280" w:type="dxa"/>
+            <w:gridSpan w:val="3"/>
+            <w:tcBorders>
+              <w:top w:val="single" w:sz="4" w:space="0" w:color="9DC3E6"/>
+              <w:left w:val="single" w:sz="4" w:space="0" w:color="9DC3E6"/>
+              <w:bottom w:val="single" w:sz="4" w:space="0" w:color="9DC3E6"/>
+              <w:right w:val="single" w:sz="4" w:space="0" w:color="9DC3E6"/>
+            </w:tcBorders>
+            <w:shd w:val="clear" w:color="auto" w:fill="EBF3FB"/>
+            <w:tcMar>
+              <w:top w:w="70" w:type="dxa"/>
+              <w:left w:w="120" w:type="dxa"/>
+              <w:bottom w:w="70" w:type="dxa"/>
+              <w:right w:w="120" w:type="dxa"/>
+            </w:tcMar>
+          </w:tcPr>
+          <w:p>
+            <w:pPr>
+              <w:jc w:val="both"/>
+            </w:pPr>
+            <w:r>
+              <w:rPr>
+                <w:i/>
+                <w:iCs/>
+                <w:sz w:val="18"/>
+                <w:szCs w:val="18"/>
+              </w:rPr>
+              <w:t>Perform detailed requirements analysis, design scalable architectures, and prioritize features with a focus on cross-disciplinary skills</w:t>
+            </w:r>
+          </w:p>
+        </w:tc>
+      </w:tr>
+      <w:tr>
+        <w:tc>
+          <w:tcPr>
+            <w:tcW w:w="1800" w:type="dxa"/>
+            <w:tcBorders>
+              <w:top w:val="single" w:sz="4" w:space="0" w:color="9DC3E6"/>
+              <w:left w:val="single" w:sz="4" w:space="0" w:color="9DC3E6"/>
+              <w:bottom w:val="single" w:sz="4" w:space="0" w:color="9DC3E6"/>
+              <w:right w:val="single" w:sz="4" w:space="0" w:color="9DC3E6"/>
+            </w:tcBorders>
+            <w:shd w:val="clear" w:color="auto" w:fill="D6E4F0"/>
+            <w:tcMar>
+              <w:top w:w="70" w:type="dxa"/>
+              <w:left w:w="120" w:type="dxa"/>
+              <w:bottom w:w="70" w:type="dxa"/>
+              <w:right w:w="120" w:type="dxa"/>
+            </w:tcMar>
+            <w:vAlign w:val="center"/>
+          </w:tcPr>
+          <w:p>
+            <w:r>
+              <w:rPr>
+                <w:b/>
+                <w:bCs/>
+                <w:color w:val="1F4E79"/>
+                <w:sz w:val="18"/>
+                <w:szCs w:val="18"/>
+              </w:rPr>
+              <w:t>Student Name:</w:t>
+            </w:r>
+          </w:p>
+        </w:tc>
+        <w:tc>
+          <w:tcPr>
+            <w:tcW w:w="3240" w:type="dxa"/>
+            <w:tcBorders>
+              <w:top w:val="single" w:sz="4" w:space="0" w:color="9DC3E6"/>
+              <w:left w:val="single" w:sz="4" w:space="0" w:color="9DC3E6"/>
+              <w:bottom w:val="single" w:sz="4" w:space="0" w:color="9DC3E6"/>
+              <w:right w:val="single" w:sz="4" w:space="0" w:color="9DC3E6"/>
+            </w:tcBorders>
+            <w:shd w:val="clear" w:color="auto" w:fill="FFFFFF"/>
+            <w:tcMar>
+              <w:top w:w="70" w:type="dxa"/>
+              <w:left w:w="120" w:type="dxa"/>
+              <w:bottom w:w="70" w:type="dxa"/>
+              <w:right w:w="120" w:type="dxa"/>
+            </w:tcMar>
+            <w:vAlign w:val="center"/>
+          </w:tcPr>
+          <w:p>
+            <w:r>
+              <w:t>Mohammed Hashim T</w:t>
+            </w:r>
+          </w:p>
+        </w:tc>
+        <w:tc>
+          <w:tcPr>
+            <w:tcW w:w="1800" w:type="dxa"/>
+            <w:tcBorders>
+              <w:top w:val="single" w:sz="4" w:space="0" w:color="9DC3E6"/>
+              <w:left w:val="single" w:sz="4" w:space="0" w:color="9DC3E6"/>
+              <w:bottom w:val="single" w:sz="4" w:space="0" w:color="9DC3E6"/>
+              <w:right w:val="single" w:sz="4" w:space="0" w:color="9DC3E6"/>
+            </w:tcBorders>
+            <w:shd w:val="clear" w:color="auto" w:fill="D6E4F0"/>
+            <w:tcMar>
+              <w:top w:w="70" w:type="dxa"/>
+              <w:left w:w="120" w:type="dxa"/>
+              <w:bottom w:w="70" w:type="dxa"/>
+              <w:right w:w="120" w:type="dxa"/>
+            </w:tcMar>
+            <w:vAlign w:val="center"/>
+          </w:tcPr>
+          <w:p>
+            <w:r>
+              <w:rPr>
+                <w:b/>
+                <w:bCs/>
+                <w:color w:val="1F4E79"/>
+                <w:sz w:val="18"/>
+                <w:szCs w:val="18"/>
+              </w:rPr>
+              <w:t>Reg. No.:</w:t>
+            </w:r>
+          </w:p>
+        </w:tc>
+        <w:tc>
+          <w:tcPr>
+            <w:tcW w:w="3240" w:type="dxa"/>
+            <w:tcBorders>
+              <w:top w:val="single" w:sz="4" w:space="0" w:color="9DC3E6"/>
+              <w:left w:val="single" w:sz="4" w:space="0" w:color="9DC3E6"/>
+              <w:bottom w:val="single" w:sz="4" w:space="0" w:color="9DC3E6"/>
+              <w:right w:val="single" w:sz="4" w:space="0" w:color="9DC3E6"/>
+            </w:tcBorders>
+            <w:shd w:val="clear" w:color="auto" w:fill="FFFFFF"/>
+            <w:tcMar>
+              <w:top w:w="70" w:type="dxa"/>
+              <w:left w:w="120" w:type="dxa"/>
+              <w:bottom w:w="70" w:type="dxa"/>
+              <w:right w:w="120" w:type="dxa"/>
+            </w:tcMar>
+            <w:vAlign w:val="center"/>
+          </w:tcPr>
+          <w:p>
+            <w:r>
+              <w:t>192524088</w:t>
+            </w:r>
+          </w:p>
+        </w:tc>
+      </w:tr>
+      <w:tr>
+        <w:tc>
+          <w:tcPr>
+            <w:tcW w:w="1800" w:type="dxa"/>
+            <w:tcBorders>
+              <w:top w:val="single" w:sz="4" w:space="0" w:color="9DC3E6"/>
+              <w:left w:val="single" w:sz="4" w:space="0" w:color="9DC3E6"/>
+              <w:bottom w:val="single" w:sz="4" w:space="0" w:color="9DC3E6"/>
+              <w:right w:val="single" w:sz="4" w:space="0" w:color="9DC3E6"/>
+            </w:tcBorders>
+            <w:shd w:val="clear" w:color="auto" w:fill="D6E4F0"/>
+            <w:tcMar>
+              <w:top w:w="70" w:type="dxa"/>
+              <w:left w:w="120" w:type="dxa"/>
+              <w:bottom w:w="70" w:type="dxa"/>
+              <w:right w:w="120" w:type="dxa"/>
+            </w:tcMar>
+            <w:vAlign w:val="center"/>
+          </w:tcPr>
+          <w:p>
+            <w:r>
+              <w:rPr>
+                <w:b/>
+                <w:bCs/>
+                <w:color w:val="1F4E79"/>
+                <w:sz w:val="18"/>
+                <w:szCs w:val="18"/>
+              </w:rPr>
+              <w:t>Date:</w:t>
+            </w:r>
+          </w:p>
+        </w:tc>
+        <w:tc>
+          <w:tcPr>
+            <w:tcW w:w="3240" w:type="dxa"/>
+            <w:tcBorders>
+              <w:top w:val="single" w:sz="4" w:space="0" w:color="9DC3E6"/>
+              <w:left w:val="single" w:sz="4" w:space="0" w:color="9DC3E6"/>
+              <w:bottom w:val="single" w:sz="4" w:space="0" w:color="9DC3E6"/>
+              <w:right w:val="single" w:sz="4" w:space="0" w:color="9DC3E6"/>
+            </w:tcBorders>
+            <w:shd w:val="clear" w:color="auto" w:fill="FFFFFF"/>
+            <w:tcMar>
+              <w:top w:w="70" w:type="dxa"/>
+              <w:left w:w="120" w:type="dxa"/>
+              <w:bottom w:w="70" w:type="dxa"/>
+              <w:right w:w="120" w:type="dxa"/>
+            </w:tcMar>
+            <w:vAlign w:val="center"/>
+          </w:tcPr>
+          <w:p>
+            <w:r>
+              <w:t>23/07/2026</w:t>
+            </w:r>
+          </w:p>
+        </w:tc>
+        <w:tc>
+          <w:tcPr>
+            <w:tcW w:w="1800" w:type="dxa"/>
+            <w:tcBorders>
+              <w:top w:val="single" w:sz="4" w:space="0" w:color="9DC3E6"/>
+              <w:left w:val="single" w:sz="4" w:space="0" w:color="9DC3E6"/>
+              <w:bottom w:val="single" w:sz="4" w:space="0" w:color="9DC3E6"/>
+              <w:right w:val="single" w:sz="4" w:space="0" w:color="9DC3E6"/>
+            </w:tcBorders>
+            <w:shd w:val="clear" w:color="auto" w:fill="D6E4F0"/>
+            <w:tcMar>
+              <w:top w:w="70" w:type="dxa"/>
+              <w:left w:w="120" w:type="dxa"/>
+              <w:bottom w:w="70" w:type="dxa"/>
+              <w:right w:w="120" w:type="dxa"/>
+            </w:tcMar>
+            <w:vAlign w:val="center"/>
+          </w:tcPr>
+          <w:p>
+            <w:r>
+              <w:rPr>
+                <w:b/>
+                <w:bCs/>
+                <w:color w:val="1F4E79"/>
+                <w:sz w:val="18"/>
+                <w:szCs w:val="18"/>
+              </w:rPr>
+              <w:t>Duration:</w:t>
+            </w:r>
+          </w:p>
+        </w:tc>
+        <w:tc>
+          <w:tcPr>
+            <w:tcW w:w="3240" w:type="dxa"/>
+            <w:tcBorders>
+              <w:top w:val="single" w:sz="4" w:space="0" w:color="9DC3E6"/>
+              <w:left w:val="single" w:sz="4" w:space="0" w:color="9DC3E6"/>
+              <w:bottom w:val="single" w:sz="4" w:space="0" w:color="9DC3E6"/>
+              <w:right w:val="single" w:sz="4" w:space="0" w:color="9DC3E6"/>
+            </w:tcBorders>
+            <w:shd w:val="clear" w:color="auto" w:fill="FFFFFF"/>
+            <w:tcMar>
+              <w:top w:w="70" w:type="dxa"/>
+              <w:left w:w="120" w:type="dxa"/>
+              <w:bottom w:w="70" w:type="dxa"/>
+              <w:right w:w="120" w:type="dxa"/>
+            </w:tcMar>
+            <w:vAlign w:val="center"/>
+          </w:tcPr>
+          <w:p>
+            <w:r>
+              <w:t>60 minutes</w:t>
+            </w:r>
+          </w:p>
+        </w:tc>
+      </w:tr>
+    </w:tbl>
+    <w:p>
+      <w:pPr>
+        <w:spacing w:after="50"/>
+      </w:pPr>
+    </w:p>
+    <w:tbl>
+      <w:tblPr>
+        <w:tblW w:w="10080" w:type="dxa"/>
+        <w:tblBorders>
+          <w:top w:val="single" w:sz="4" w:space="0" w:color="000000"/>
+          <w:left w:val="single" w:sz="4" w:space="0" w:color="000000"/>
+          <w:bottom w:val="single" w:sz="4" w:space="0" w:color="000000"/>
+          <w:right w:val="single" w:sz="4" w:space="0" w:color="000000"/>
+          <w:insideH w:val="single" w:sz="4" w:space="0" w:color="000000"/>
+          <w:insideV w:val="single" w:sz="4" w:space="0" w:color="000000"/>
+        </w:tblBorders>
+        <w:tblLayout w:type="fixed"/>
+        <w:tblLook w:val="0000" w:firstRow="0" w:lastRow="0" w:firstColumn="0" w:lastColumn="0" w:noHBand="0" w:noVBand="0"/>
+      </w:tblPr>
+      <w:tblGrid>
+        <w:gridCol w:w="10080"/>
+      </w:tblGrid>
+      <w:tr>
+        <w:tc>
+          <w:tcPr>
+            <w:tcW w:w="10080" w:type="dxa"/>
+            <w:tcBorders>
+              <w:top w:val="single" w:sz="4" w:space="0" w:color="1F4E79"/>
+              <w:left w:val="single" w:sz="4" w:space="0" w:color="1F4E79"/>
+              <w:bottom w:val="single" w:sz="4" w:space="0" w:color="1F4E79"/>
+              <w:right w:val="single" w:sz="4" w:space="0" w:color="1F4E79"/>
+            </w:tcBorders>
+            <w:shd w:val="clear" w:color="auto" w:fill="FFF9E6"/>
+            <w:tcMar>
+              <w:top w:w="100" w:type="dxa"/>
+              <w:left w:w="200" w:type="dxa"/>
+              <w:bottom w:w="100" w:type="dxa"/>
+              <w:right w:w="200" w:type="dxa"/>
+            </w:tcMar>
+          </w:tcPr>
+          <w:p>
+            <w:r>
+              <w:rPr>
+                <w:b/>
+                <w:bCs/>
+                <w:color w:val="C00000"/>
+              </w:rPr>
+              <w:t>Code of Conduct</w:t>
+            </w:r>
+          </w:p>
+          <w:p>
+            <w:pPr>
+              <w:spacing w:after="60"/>
+              <w:jc w:val="both"/>
+            </w:pPr>
+            <w:r>
+              <w:rPr>
+                <w:i/>
+                <w:iCs/>
+                <w:sz w:val="18"/>
+                <w:szCs w:val="18"/>
+              </w:rPr>
+              <w:t xml:space="preserve">I </w:t>
+            </w:r>
+            <w:r>
+              <w:rPr>
+                <w:i/>
+                <w:iCs/>
+                <w:sz w:val="18"/>
+                <w:szCs w:val="18"/>
+                <w:u w:val="single"/>
+              </w:rPr>
+              <w:t>Mohammed Hashim T</w:t>
+            </w:r>
+            <w:r>
+              <w:rPr>
+                <w:i/>
+                <w:iCs/>
+                <w:sz w:val="18"/>
+                <w:szCs w:val="18"/>
+              </w:rPr>
+              <w:t xml:space="preserve"> </w:t>
+            </w:r>
+            <w:r>
+              <w:rPr>
+                <w:i/>
+                <w:iCs/>
+                <w:sz w:val="18"/>
+                <w:szCs w:val="18"/>
+              </w:rPr>
+              <w:t>(Name / Reg No) certify that this submission is my original work and that I have adhered to the guidelines specified for this assessment. I understand that any violation of academic integrity rules will result in disciplinary action.</w:t>
+            </w:r>
+          </w:p>
+          <w:p>
+            <w:r>
+              <w:rPr>
+                <w:sz w:val="18"/>
+                <w:szCs w:val="18"/>
+              </w:rPr>
+              <w:t xml:space="preserve">Signature of the Student: </w:t>
+            </w:r>
+            <w:r>
+              <w:rPr>
+                <w:sz w:val="18"/>
+                <w:szCs w:val="18"/>
+                <w:u w:val="single"/>
+              </w:rPr>
+              <w:t>MD Hashim</w:t>
+            </w:r>
+          </w:p>
+        </w:tc>
+      </w:tr>
+    </w:tbl>
+    <w:p>
+      <w:pPr>
+        <w:spacing w:after="120"/>
         <w:rPr>
           <w:b/>
           <w:bCs/>
-          <w:i/>
-          <w:iCs/>
-          <w:sz w:val="24"/>
-          <w:szCs w:val="24"/>
-        </w:rPr>
-        <w:t>Optimization</w:t>
-      </w:r>
-      <w:proofErr w:type="spellEnd"/>
+          <w:color w:val="C00000"/>
+        </w:rPr>
+      </w:pPr>
+    </w:p>
+    <w:p>
+      <w:pPr>
+        <w:spacing w:after="120"/>
+      </w:pPr>
       <w:r>
         <w:rPr>
           <w:b/>
           <w:bCs/>
-          <w:i/>
-          <w:iCs/>
-          <w:sz w:val="24"/>
-          <w:szCs w:val="24"/>
-        </w:rPr>
-        <w:t xml:space="preserve"> Platform</w:t>
+          <w:color w:val="C00000"/>
+        </w:rPr>
+        <w:t xml:space="preserve">Annexure A – </w:t>
+      </w:r>
+      <w:r>
+        <w:rPr>
+          <w:b/>
+          <w:bCs/>
+          <w:color w:val="C00000"/>
+          <w:sz w:val="20"/>
+          <w:szCs w:val="20"/>
+        </w:rPr>
+        <w:t>Agile Sprint Planning &amp; User Story Workshop</w:t>
       </w:r>
     </w:p>
     <w:p>
       <w:pPr>
-        <w:spacing w:after="60"/>
-        <w:rPr>
-          <w:sz w:val="24"/>
-          <w:szCs w:val="24"/>
-        </w:rPr>
-      </w:pPr>
-      <w:r>
+        <w:pBdr>
+          <w:bottom w:val="single" w:sz="4" w:space="1" w:color="C00000"/>
+        </w:pBdr>
+        <w:spacing w:before="80" w:after="40"/>
         <w:rPr>
           <w:b/>
           <w:bCs/>
-        </w:rPr>
-        <w:t xml:space="preserve">Name: </w:t>
-      </w:r>
-      <w:r>
-        <w:rPr>
-          <w:sz w:val="24"/>
-          <w:szCs w:val="24"/>
-        </w:rPr>
-        <w:t>Mohammed Hashim T</w:t>
-      </w:r>
-    </w:p>
-    <w:p>
-      <w:pPr>
-        <w:spacing w:after="60"/>
-      </w:pPr>
-      <w:r>
-        <w:rPr>
-          <w:b/>
-          <w:bCs/>
-        </w:rPr>
-        <w:t xml:space="preserve">Reg No: </w:t>
-      </w:r>
-      <w:r>
-        <w:rPr>
-          <w:sz w:val="24"/>
-          <w:szCs w:val="24"/>
-        </w:rPr>
-        <w:t>192524088</w:t>
-      </w:r>
-    </w:p>
-    <w:p>
-      <w:pPr>
-        <w:spacing w:after="300"/>
-      </w:pPr>
-      <w:r>
-        <w:rPr>
-          <w:b/>
-          <w:bCs/>
-        </w:rPr>
-        <w:t xml:space="preserve">Course Code: </w:t>
-      </w:r>
-      <w:r>
-        <w:rPr>
-          <w:sz w:val="24"/>
-          <w:szCs w:val="24"/>
-        </w:rPr>
-        <w:t>CSA1007</w:t>
-      </w:r>
+          <w:color w:val="C00000"/>
+          <w:sz w:val="24"/>
+          <w:szCs w:val="24"/>
+        </w:rPr>
+      </w:pPr>
     </w:p>
     <w:p>
       <w:pPr>
@@ -179,55 +1024,7 @@
           <w:sz w:val="24"/>
           <w:szCs w:val="24"/>
         </w:rPr>
-        <w:t xml:space="preserve">To design and deliver a distributed, cloud-enabled Smart Urban Traffic Congestion Prediction and Signal </w:t>
-      </w:r>
-      <w:proofErr w:type="spellStart"/>
-      <w:r>
-        <w:rPr>
-          <w:sz w:val="24"/>
-          <w:szCs w:val="24"/>
-        </w:rPr>
-        <w:t>Optimization</w:t>
-      </w:r>
-      <w:proofErr w:type="spellEnd"/>
-      <w:r>
-        <w:rPr>
-          <w:sz w:val="24"/>
-          <w:szCs w:val="24"/>
-        </w:rPr>
-        <w:t xml:space="preserve"> Platform that continuously collects real-time traffic data from IoT devices and enterprise systems, detects abnormal congestion events, predicts traffic risks using AI/ML, and dynamically </w:t>
-      </w:r>
-      <w:proofErr w:type="spellStart"/>
-      <w:r>
-        <w:rPr>
-          <w:sz w:val="24"/>
-          <w:szCs w:val="24"/>
-        </w:rPr>
-        <w:t>optimizes</w:t>
-      </w:r>
-      <w:proofErr w:type="spellEnd"/>
-      <w:r>
-        <w:rPr>
-          <w:sz w:val="24"/>
-          <w:szCs w:val="24"/>
-        </w:rPr>
-        <w:t xml:space="preserve"> signal timing to reduce urban congestion, travel time, and fuel wastage while providing city authorities with </w:t>
-      </w:r>
-      <w:proofErr w:type="spellStart"/>
-      <w:r>
-        <w:rPr>
-          <w:sz w:val="24"/>
-          <w:szCs w:val="24"/>
-        </w:rPr>
-        <w:t>centralized</w:t>
-      </w:r>
-      <w:proofErr w:type="spellEnd"/>
-      <w:r>
-        <w:rPr>
-          <w:sz w:val="24"/>
-          <w:szCs w:val="24"/>
-        </w:rPr>
-        <w:t xml:space="preserve"> dashboards and real-time alerts.</w:t>
+        <w:t>To design and deliver a distributed, cloud-enabled Smart Urban Traffic Congestion Prediction and Signal Optimization Platform that continuously collects real-time traffic data from IoT devices and enterprise systems, detects abnormal congestion events, predicts traffic risks using AI/ML, and dynamically optimizes signal timing to reduce urban congestion, travel time, and fuel wastage while providing city authorities with centralized dashboards and real-time alerts.</w:t>
       </w:r>
     </w:p>
     <w:p>
@@ -473,6 +1270,7 @@
           <w:sz w:val="24"/>
           <w:szCs w:val="24"/>
         </w:rPr>
+        <w:lastRenderedPageBreak/>
         <w:t>IoT / Field Engineers – install and maintain sensors, cameras, and signal controllers.</w:t>
       </w:r>
     </w:p>
@@ -652,23 +1450,7 @@
           <w:b/>
           <w:bCs/>
         </w:rPr>
-        <w:t xml:space="preserve">Epic 3: Signal </w:t>
-      </w:r>
-      <w:proofErr w:type="spellStart"/>
-      <w:r>
-        <w:rPr>
-          <w:b/>
-          <w:bCs/>
-        </w:rPr>
-        <w:t>Optimization</w:t>
-      </w:r>
-      <w:proofErr w:type="spellEnd"/>
-      <w:r>
-        <w:rPr>
-          <w:b/>
-          <w:bCs/>
-        </w:rPr>
-        <w:t xml:space="preserve"> &amp; Control</w:t>
+        <w:t>Epic 3: Signal Optimization &amp; Control</w:t>
       </w:r>
     </w:p>
     <w:p>
@@ -1327,23 +2109,7 @@
                 <w:sz w:val="20"/>
                 <w:szCs w:val="20"/>
               </w:rPr>
-              <w:t xml:space="preserve">the platform to recommend </w:t>
-            </w:r>
-            <w:proofErr w:type="spellStart"/>
-            <w:r>
-              <w:rPr>
-                <w:sz w:val="20"/>
-                <w:szCs w:val="20"/>
-              </w:rPr>
-              <w:t>optimized</w:t>
-            </w:r>
-            <w:proofErr w:type="spellEnd"/>
-            <w:r>
-              <w:rPr>
-                <w:sz w:val="20"/>
-                <w:szCs w:val="20"/>
-              </w:rPr>
-              <w:t xml:space="preserve"> signal timing based on predicted congestion</w:t>
+              <w:t>the platform to recommend optimized signal timing based on predicted congestion</w:t>
             </w:r>
           </w:p>
         </w:tc>
@@ -1751,23 +2517,7 @@
                 <w:sz w:val="20"/>
                 <w:szCs w:val="20"/>
               </w:rPr>
-              <w:t xml:space="preserve">a </w:t>
-            </w:r>
-            <w:proofErr w:type="spellStart"/>
-            <w:r>
-              <w:rPr>
-                <w:sz w:val="20"/>
-                <w:szCs w:val="20"/>
-              </w:rPr>
-              <w:t>centralized</w:t>
-            </w:r>
-            <w:proofErr w:type="spellEnd"/>
-            <w:r>
-              <w:rPr>
-                <w:sz w:val="20"/>
-                <w:szCs w:val="20"/>
-              </w:rPr>
-              <w:t xml:space="preserve"> dashboard showing city-wide traffic and signal performance</w:t>
+              <w:t>a centralized dashboard showing city-wide traffic and signal performance</w:t>
             </w:r>
           </w:p>
         </w:tc>
@@ -2140,27 +2890,7 @@
           <w:sz w:val="24"/>
           <w:szCs w:val="24"/>
         </w:rPr>
-        <w:t xml:space="preserve">US-05: Signal </w:t>
-      </w:r>
-      <w:proofErr w:type="spellStart"/>
-      <w:r>
-        <w:rPr>
-          <w:b/>
-          <w:bCs/>
-          <w:sz w:val="24"/>
-          <w:szCs w:val="24"/>
-        </w:rPr>
-        <w:t>optimization</w:t>
-      </w:r>
-      <w:proofErr w:type="spellEnd"/>
-      <w:r>
-        <w:rPr>
-          <w:b/>
-          <w:bCs/>
-          <w:sz w:val="24"/>
-          <w:szCs w:val="24"/>
-        </w:rPr>
-        <w:t xml:space="preserve"> recommendation</w:t>
+        <w:t>US-05: Signal optimization recommendation</w:t>
       </w:r>
     </w:p>
     <w:p>
@@ -2182,23 +2912,7 @@
           <w:sz w:val="24"/>
           <w:szCs w:val="24"/>
         </w:rPr>
-        <w:t xml:space="preserve">Given a congestion prediction is generated for a junction, when the </w:t>
-      </w:r>
-      <w:proofErr w:type="spellStart"/>
-      <w:r>
-        <w:rPr>
-          <w:sz w:val="24"/>
-          <w:szCs w:val="24"/>
-        </w:rPr>
-        <w:t>optimization</w:t>
-      </w:r>
-      <w:proofErr w:type="spellEnd"/>
-      <w:r>
-        <w:rPr>
-          <w:sz w:val="24"/>
-          <w:szCs w:val="24"/>
-        </w:rPr>
-        <w:t xml:space="preserve"> engine processes it, then a recommended signal timing plan is produced within 10 seconds.</w:t>
+        <w:t>Given a congestion prediction is generated for a junction, when the optimization engine processes it, then a recommended signal timing plan is produced within 10 seconds.</w:t>
       </w:r>
     </w:p>
     <w:p>
@@ -2290,27 +3004,7 @@
           <w:sz w:val="24"/>
           <w:szCs w:val="24"/>
         </w:rPr>
-        <w:t xml:space="preserve">US-09: </w:t>
-      </w:r>
-      <w:proofErr w:type="spellStart"/>
-      <w:r>
-        <w:rPr>
-          <w:b/>
-          <w:bCs/>
-          <w:sz w:val="24"/>
-          <w:szCs w:val="24"/>
-        </w:rPr>
-        <w:t>Centralized</w:t>
-      </w:r>
-      <w:proofErr w:type="spellEnd"/>
-      <w:r>
-        <w:rPr>
-          <w:b/>
-          <w:bCs/>
-          <w:sz w:val="24"/>
-          <w:szCs w:val="24"/>
-        </w:rPr>
-        <w:t xml:space="preserve"> dashboard</w:t>
+        <w:t>US-09: Centralized dashboard</w:t>
       </w:r>
     </w:p>
     <w:p>
@@ -2348,76 +3042,40 @@
           <w:sz w:val="26"/>
           <w:szCs w:val="26"/>
         </w:rPr>
-        <w:t xml:space="preserve">4. </w:t>
+        <w:t>4. Prioritize the Product Backlog</w:t>
+      </w:r>
+    </w:p>
+    <w:p>
+      <w:pPr>
+        <w:spacing w:after="100"/>
+        <w:jc w:val="both"/>
+        <w:rPr>
+          <w:sz w:val="24"/>
+          <w:szCs w:val="24"/>
+        </w:rPr>
+      </w:pPr>
+      <w:r>
+        <w:rPr>
+          <w:sz w:val="24"/>
+          <w:szCs w:val="24"/>
+        </w:rPr>
+        <w:t xml:space="preserve">The product backlog is prioritized using the </w:t>
       </w:r>
       <w:proofErr w:type="spellStart"/>
       <w:r>
         <w:rPr>
-          <w:b/>
-          <w:bCs/>
-          <w:sz w:val="26"/>
-          <w:szCs w:val="26"/>
-        </w:rPr>
-        <w:t>Prioritize</w:t>
+          <w:sz w:val="24"/>
+          <w:szCs w:val="24"/>
+        </w:rPr>
+        <w:t>MoSCoW</w:t>
       </w:r>
       <w:proofErr w:type="spellEnd"/>
       <w:r>
         <w:rPr>
-          <w:b/>
-          <w:bCs/>
-          <w:sz w:val="26"/>
-          <w:szCs w:val="26"/>
-        </w:rPr>
-        <w:t xml:space="preserve"> the Product Backlog</w:t>
-      </w:r>
-    </w:p>
-    <w:p>
-      <w:pPr>
-        <w:spacing w:after="100"/>
-        <w:jc w:val="both"/>
-        <w:rPr>
-          <w:sz w:val="24"/>
-          <w:szCs w:val="24"/>
-        </w:rPr>
-      </w:pPr>
-      <w:r>
-        <w:rPr>
-          <w:sz w:val="24"/>
-          <w:szCs w:val="24"/>
-        </w:rPr>
-        <w:t xml:space="preserve">The product backlog is </w:t>
-      </w:r>
-      <w:proofErr w:type="spellStart"/>
-      <w:r>
-        <w:rPr>
-          <w:sz w:val="24"/>
-          <w:szCs w:val="24"/>
-        </w:rPr>
-        <w:t>prioritized</w:t>
-      </w:r>
-      <w:proofErr w:type="spellEnd"/>
-      <w:r>
-        <w:rPr>
-          <w:sz w:val="24"/>
-          <w:szCs w:val="24"/>
-        </w:rPr>
-        <w:t xml:space="preserve"> using the MoSCoW technique, considering business value, dependency order, and customer impact. Foundational data-acquisition and detection stories are ranked highest since prediction and </w:t>
-      </w:r>
-      <w:proofErr w:type="spellStart"/>
-      <w:r>
-        <w:rPr>
-          <w:sz w:val="24"/>
-          <w:szCs w:val="24"/>
-        </w:rPr>
-        <w:t>optimization</w:t>
-      </w:r>
-      <w:proofErr w:type="spellEnd"/>
-      <w:r>
-        <w:rPr>
-          <w:sz w:val="24"/>
-          <w:szCs w:val="24"/>
-        </w:rPr>
-        <w:t xml:space="preserve"> features depend on them.</w:t>
+          <w:sz w:val="24"/>
+          <w:szCs w:val="24"/>
+        </w:rPr>
+        <w:t xml:space="preserve"> technique, considering business value, dependency order, and customer impact. Foundational data-acquisition and detection stories are ranked highest since prediction and optimization features depend on them.</w:t>
       </w:r>
     </w:p>
     <w:tbl>
@@ -2987,6 +3645,7 @@
                 <w:sz w:val="20"/>
                 <w:szCs w:val="20"/>
               </w:rPr>
+              <w:lastRenderedPageBreak/>
               <w:t>US-04</w:t>
             </w:r>
           </w:p>
@@ -3109,23 +3768,7 @@
                 <w:sz w:val="20"/>
                 <w:szCs w:val="20"/>
               </w:rPr>
-              <w:t xml:space="preserve">Signal </w:t>
-            </w:r>
-            <w:proofErr w:type="spellStart"/>
-            <w:r>
-              <w:rPr>
-                <w:sz w:val="20"/>
-                <w:szCs w:val="20"/>
-              </w:rPr>
-              <w:t>optimization</w:t>
-            </w:r>
-            <w:proofErr w:type="spellEnd"/>
-            <w:r>
-              <w:rPr>
-                <w:sz w:val="20"/>
-                <w:szCs w:val="20"/>
-              </w:rPr>
-              <w:t xml:space="preserve"> recommendation</w:t>
+              <w:t>Signal optimization recommendation</w:t>
             </w:r>
           </w:p>
         </w:tc>
@@ -3222,21 +3865,12 @@
             </w:tcMar>
           </w:tcPr>
           <w:p>
-            <w:proofErr w:type="spellStart"/>
-            <w:r>
-              <w:rPr>
-                <w:sz w:val="20"/>
-                <w:szCs w:val="20"/>
-              </w:rPr>
-              <w:t>Centralized</w:t>
-            </w:r>
-            <w:proofErr w:type="spellEnd"/>
-            <w:r>
-              <w:rPr>
-                <w:sz w:val="20"/>
-                <w:szCs w:val="20"/>
-              </w:rPr>
-              <w:t xml:space="preserve"> dashboard</w:t>
+            <w:r>
+              <w:rPr>
+                <w:sz w:val="20"/>
+                <w:szCs w:val="20"/>
+              </w:rPr>
+              <w:t>Centralized dashboard</w:t>
             </w:r>
           </w:p>
         </w:tc>
@@ -4919,6 +5553,7 @@
                 <w:sz w:val="20"/>
                 <w:szCs w:val="20"/>
               </w:rPr>
+              <w:lastRenderedPageBreak/>
               <w:t>US-05</w:t>
             </w:r>
           </w:p>
@@ -4939,23 +5574,7 @@
                 <w:sz w:val="20"/>
                 <w:szCs w:val="20"/>
               </w:rPr>
-              <w:t xml:space="preserve">Signal </w:t>
-            </w:r>
-            <w:proofErr w:type="spellStart"/>
-            <w:r>
-              <w:rPr>
-                <w:sz w:val="20"/>
-                <w:szCs w:val="20"/>
-              </w:rPr>
-              <w:t>optimization</w:t>
-            </w:r>
-            <w:proofErr w:type="spellEnd"/>
-            <w:r>
-              <w:rPr>
-                <w:sz w:val="20"/>
-                <w:szCs w:val="20"/>
-              </w:rPr>
-              <w:t xml:space="preserve"> recommendation</w:t>
+              <w:t>Signal optimization recommendation</w:t>
             </w:r>
           </w:p>
         </w:tc>
@@ -5278,21 +5897,12 @@
             </w:tcMar>
           </w:tcPr>
           <w:p>
-            <w:proofErr w:type="spellStart"/>
-            <w:r>
-              <w:rPr>
-                <w:sz w:val="20"/>
-                <w:szCs w:val="20"/>
-              </w:rPr>
-              <w:t>Centralized</w:t>
-            </w:r>
-            <w:proofErr w:type="spellEnd"/>
-            <w:r>
-              <w:rPr>
-                <w:sz w:val="20"/>
-                <w:szCs w:val="20"/>
-              </w:rPr>
-              <w:t xml:space="preserve"> dashboard</w:t>
+            <w:r>
+              <w:rPr>
+                <w:sz w:val="20"/>
+                <w:szCs w:val="20"/>
+              </w:rPr>
+              <w:t>Centralized dashboard</w:t>
             </w:r>
           </w:p>
         </w:tc>
@@ -5656,7 +6266,7 @@
 </file>
 
 <file path=word/numbering.xml><?xml version="1.0" encoding="utf-8"?>
-<w:numbering xmlns:wpc="http://schemas.microsoft.com/office/word/2010/wordprocessingCanvas" xmlns:cx="http://schemas.microsoft.com/office/drawing/2014/chartex" xmlns:cx1="http://schemas.microsoft.com/office/drawing/2015/9/8/chartex" xmlns:cx2="http://schemas.microsoft.com/office/drawing/2015/10/21/chartex" xmlns:cx3="http://schemas.microsoft.com/office/drawing/2016/5/9/chartex" xmlns:cx4="http://schemas.microsoft.com/office/drawing/2016/5/10/chartex" xmlns:cx5="http://schemas.microsoft.com/office/drawing/2016/5/11/chartex" xmlns:cx6="http://schemas.microsoft.com/office/drawing/2016/5/12/chartex" xmlns:cx7="http://schemas.microsoft.com/office/drawing/2016/5/13/chartex" xmlns:cx8="http://schemas.microsoft.com/office/drawing/2016/5/14/chartex" xmlns:mc="http://schemas.openxmlformats.org/markup-compatibility/2006" xmlns:aink="http://schemas.microsoft.com/office/drawing/2016/ink" xmlns:am3d="http://schemas.microsoft.com/office/drawing/2017/model3d" xmlns:o="urn:schemas-microsoft-com:office:office" xmlns:oel="http://schemas.microsoft.com/office/2019/extlst" xmlns:r="http://schemas.openxmlformats.org/officeDocument/2006/relationships" xmlns:m="http://schemas.openxmlformats.org/officeDocument/2006/math" xmlns:v="urn:schemas-microsoft-com:vml" xmlns:wp14="http://schemas.microsoft.com/office/word/2010/wordprocessingDrawing" xmlns:wp="http://schemas.openxmlformats.org/drawingml/2006/wordprocessingDrawing" xmlns:w10="urn:schemas-microsoft-com:office:word" xmlns:w="http://schemas.openxmlformats.org/wordprocessingml/2006/main" xmlns:w14="http://schemas.microsoft.com/office/word/2010/wordml" xmlns:w15="http://schemas.microsoft.com/office/word/2012/wordml" xmlns:w16cex="http://schemas.microsoft.com/office/word/2018/wordml/cex" xmlns:w16cid="http://schemas.microsoft.com/office/word/2016/wordml/cid" xmlns:w16="http://schemas.microsoft.com/office/word/2018/wordml" xmlns:w16du="http://schemas.microsoft.com/office/word/2023/wordml/word16du" xmlns:w16sdtdh="http://schemas.microsoft.com/office/word/2020/wordml/sdtdatahash" xmlns:w16sdtfl="http://schemas.microsoft.com/office/word/2024/wordml/sdtformatlock" xmlns:w16se="http://schemas.microsoft.com/office/word/2015/wordml/symex" xmlns:wpg="http://schemas.microsoft.com/office/word/2010/wordprocessingGroup" xmlns:wpi="http://schemas.microsoft.com/office/word/2010/wordprocessingInk" xmlns:wne="http://schemas.microsoft.com/office/word/2006/wordml" xmlns:wps="http://schemas.microsoft.com/office/word/2010/wordprocessingShape" mc:Ignorable="w14 w15 w16se w16cid w16 w16cex w16sdtdh w16sdtfl w16du wp14">
+<w:numbering xmlns:wpc="http://schemas.microsoft.com/office/word/2010/wordprocessingCanvas" xmlns:cx="http://schemas.microsoft.com/office/drawing/2014/chartex" xmlns:cx1="http://schemas.microsoft.com/office/drawing/2015/9/8/chartex" xmlns:cx2="http://schemas.microsoft.com/office/drawing/2015/10/21/chartex" xmlns:cx3="http://schemas.microsoft.com/office/drawing/2016/5/9/chartex" xmlns:cx4="http://schemas.microsoft.com/office/drawing/2016/5/10/chartex" xmlns:cx5="http://schemas.microsoft.com/office/drawing/2016/5/11/chartex" xmlns:cx6="http://schemas.microsoft.com/office/drawing/2016/5/12/chartex" xmlns:cx7="http://schemas.microsoft.com/office/drawing/2016/5/13/chartex" xmlns:cx8="http://schemas.microsoft.com/office/drawing/2016/5/14/chartex" xmlns:mc="http://schemas.openxmlformats.org/markup-compatibility/2006" xmlns:aink="http://schemas.microsoft.com/office/drawing/2016/ink" xmlns:am3d="http://schemas.microsoft.com/office/drawing/2017/model3d" xmlns:o="urn:schemas-microsoft-com:office:office" xmlns:oel="http://schemas.microsoft.com/office/2019/extlst" xmlns:r="http://schemas.openxmlformats.org/officeDocument/2006/relationships" xmlns:m="http://schemas.openxmlformats.org/officeDocument/2006/math" xmlns:v="urn:schemas-microsoft-com:vml" xmlns:wp14="http://schemas.microsoft.com/office/word/2010/wordprocessingDrawing" xmlns:wp="http://schemas.openxmlformats.org/drawingml/2006/wordprocessingDrawing" xmlns:w10="urn:schemas-microsoft-com:office:word" xmlns:w="http://schemas.openxmlformats.org/wordprocessingml/2006/main" xmlns:w14="http://schemas.microsoft.com/office/word/2010/wordml" xmlns:w15="http://schemas.microsoft.com/office/word/2012/wordml" xmlns:w16cei="http://schemas.microsoft.com/office/word/2026/wordml/cei" xmlns:w16cex="http://schemas.microsoft.com/office/word/2018/wordml/cex" xmlns:w16cid="http://schemas.microsoft.com/office/word/2016/wordml/cid" xmlns:w16="http://schemas.microsoft.com/office/word/2018/wordml" xmlns:w16du="http://schemas.microsoft.com/office/word/2023/wordml/word16du" xmlns:w16sdtdh="http://schemas.microsoft.com/office/word/2020/wordml/sdtdatahash" xmlns:w16sdtfl="http://schemas.microsoft.com/office/word/2024/wordml/sdtformatlock" xmlns:w16se="http://schemas.microsoft.com/office/word/2015/wordml/symex" xmlns:wpg="http://schemas.microsoft.com/office/word/2010/wordprocessingGroup" xmlns:wpi="http://schemas.microsoft.com/office/word/2010/wordprocessingInk" xmlns:wne="http://schemas.microsoft.com/office/word/2006/wordml" xmlns:wps="http://schemas.microsoft.com/office/word/2010/wordprocessingShape" mc:Ignorable="w14 w15 w16se w16cid w16 w16cex w16sdtdh w16sdtfl w16du wp14">
   <w:abstractNum w:abstractNumId="0" w15:restartNumberingAfterBreak="0">
     <w:nsid w:val="11D128F9"/>
     <w:multiLevelType w:val="hybridMultilevel"/>
@@ -6705,9 +7315,11 @@
   <w:style w:type="paragraph" w:default="1" w:styleId="Normal">
     <w:name w:val="Normal"/>
     <w:qFormat/>
+    <w:rsid w:val="00CB75D4"/>
   </w:style>
   <w:style w:type="paragraph" w:styleId="Heading1">
     <w:name w:val="heading 1"/>
+    <w:link w:val="Heading1Char"/>
     <w:uiPriority w:val="9"/>
     <w:qFormat/>
     <w:pPr>
@@ -6907,6 +7519,18 @@
     <w:rPr>
       <w:sz w:val="20"/>
       <w:szCs w:val="20"/>
+    </w:rPr>
+  </w:style>
+  <w:style w:type="character" w:customStyle="1" w:styleId="Heading1Char">
+    <w:name w:val="Heading 1 Char"/>
+    <w:basedOn w:val="DefaultParagraphFont"/>
+    <w:link w:val="Heading1"/>
+    <w:uiPriority w:val="9"/>
+    <w:rsid w:val="00453EB5"/>
+    <w:rPr>
+      <w:color w:val="2E74B5"/>
+      <w:sz w:val="32"/>
+      <w:szCs w:val="32"/>
     </w:rPr>
   </w:style>
 </w:styles>
